--- a/worksheets/RP_L5_TestLab_Worksheet.docx
+++ b/worksheets/RP_L5_TestLab_Worksheet.docx
@@ -522,7 +522,7 @@
                 <w:sz w:val="21"/>
                 <w:szCs w:val="21"/>
               </w:rPr>
-              <w:t xml:space="preserve">The factorial program outputs n! (e.g. 5! = 120). Suggest a range of test data for it and explain why each should be used.</w:t>
+              <w:t xml:space="preserve">A program asks for a school year group from 7 to 11. Suggest five pieces of test data for it, and explain what each one is testing.</w:t>
             </w:r>
           </w:p>
           <w:tbl>
@@ -1305,6 +1305,218 @@
               </w:tc>
             </w:tr>
           </w:tbl>
+          <w:p>
+            <w:pPr>
+              <w:keepNext/>
+              <w:spacing w:after="60" w:before="120"/>
+            </w:pPr>
+            <w:r>
+              <w:rPr>
+                <w:rFonts w:ascii="Arial" w:cs="Arial" w:eastAsia="Arial" w:hAnsi="Arial"/>
+                <w:b/>
+                <w:bCs/>
+                <w:sz w:val="21"/>
+                <w:szCs w:val="21"/>
+              </w:rPr>
+              <w:t xml:space="preserve">Why should a program be tested with lots of different data?</w:t>
+            </w:r>
+          </w:p>
+          <w:tbl>
+            <w:tblPr>
+              <w:tblW w:type="dxa" w:w="10026"/>
+              <w:tblBorders>
+                <w:top w:val="single" w:color="auto" w:sz="4"/>
+                <w:left w:val="single" w:color="auto" w:sz="4"/>
+                <w:bottom w:val="single" w:color="auto" w:sz="4"/>
+                <w:right w:val="single" w:color="auto" w:sz="4"/>
+                <w:insideH w:val="single" w:color="auto" w:sz="4"/>
+                <w:insideV w:val="single" w:color="auto" w:sz="4"/>
+              </w:tblBorders>
+            </w:tblPr>
+            <w:tblGrid>
+              <w:gridCol w:w="10026"/>
+            </w:tblGrid>
+            <w:tr>
+              <w:trPr>
+                <w:cantSplit/>
+                <w:trHeight w:val="460" w:hRule="exact"/>
+              </w:trPr>
+              <w:tc>
+                <w:tcPr>
+                  <w:tcW w:type="dxa" w:w="10026"/>
+                  <w:tcBorders>
+                    <w:top w:val="none" w:color="FFFFFF" w:sz="0"/>
+                    <w:left w:val="none" w:color="FFFFFF" w:sz="0"/>
+                    <w:bottom w:val="dotted" w:color="9AA8BC" w:sz="6"/>
+                    <w:right w:val="none" w:color="FFFFFF" w:sz="0"/>
+                  </w:tcBorders>
+                  <w:tcMar>
+                    <w:left w:type="dxa" w:w="0"/>
+                    <w:bottom w:type="dxa" w:w="20"/>
+                    <w:right w:type="dxa" w:w="0"/>
+                  </w:tcMar>
+                  <w:vAlign w:val="bottom"/>
+                </w:tcPr>
+                <w:p>
+                  <w:pPr>
+                    <w:spacing w:after="0" w:before="0"/>
+                  </w:pPr>
+                  <w:r>
+                    <w:rPr>
+                      <w:rFonts w:ascii="Arial" w:cs="Arial" w:eastAsia="Arial" w:hAnsi="Arial"/>
+                      <w:color w:val="5A6B85"/>
+                      <w:sz w:val="21"/>
+                      <w:szCs w:val="21"/>
+                    </w:rPr>
+                    <w:t xml:space="preserve"/>
+                  </w:r>
+                </w:p>
+              </w:tc>
+            </w:tr>
+            <w:tr>
+              <w:trPr>
+                <w:cantSplit/>
+                <w:trHeight w:val="460" w:hRule="exact"/>
+              </w:trPr>
+              <w:tc>
+                <w:tcPr>
+                  <w:tcW w:type="dxa" w:w="10026"/>
+                  <w:tcBorders>
+                    <w:top w:val="none" w:color="FFFFFF" w:sz="0"/>
+                    <w:left w:val="none" w:color="FFFFFF" w:sz="0"/>
+                    <w:bottom w:val="dotted" w:color="9AA8BC" w:sz="6"/>
+                    <w:right w:val="none" w:color="FFFFFF" w:sz="0"/>
+                  </w:tcBorders>
+                  <w:tcMar>
+                    <w:left w:type="dxa" w:w="0"/>
+                    <w:bottom w:type="dxa" w:w="20"/>
+                    <w:right w:type="dxa" w:w="0"/>
+                  </w:tcMar>
+                  <w:vAlign w:val="bottom"/>
+                </w:tcPr>
+                <w:p>
+                  <w:pPr>
+                    <w:spacing w:after="0" w:before="0"/>
+                  </w:pPr>
+                  <w:r>
+                    <w:rPr>
+                      <w:rFonts w:ascii="Arial" w:cs="Arial" w:eastAsia="Arial" w:hAnsi="Arial"/>
+                      <w:color w:val="5A6B85"/>
+                      <w:sz w:val="21"/>
+                      <w:szCs w:val="21"/>
+                    </w:rPr>
+                    <w:t xml:space="preserve"/>
+                  </w:r>
+                </w:p>
+              </w:tc>
+            </w:tr>
+          </w:tbl>
+          <w:p>
+            <w:pPr>
+              <w:keepNext/>
+              <w:spacing w:after="60" w:before="120"/>
+            </w:pPr>
+            <w:r>
+              <w:rPr>
+                <w:rFonts w:ascii="Arial" w:cs="Arial" w:eastAsia="Arial" w:hAnsi="Arial"/>
+                <w:b/>
+                <w:bCs/>
+                <w:sz w:val="21"/>
+                <w:szCs w:val="21"/>
+              </w:rPr>
+              <w:t xml:space="preserve">What does a test plan include for each test?</w:t>
+            </w:r>
+          </w:p>
+          <w:tbl>
+            <w:tblPr>
+              <w:tblW w:type="dxa" w:w="10026"/>
+              <w:tblBorders>
+                <w:top w:val="single" w:color="auto" w:sz="4"/>
+                <w:left w:val="single" w:color="auto" w:sz="4"/>
+                <w:bottom w:val="single" w:color="auto" w:sz="4"/>
+                <w:right w:val="single" w:color="auto" w:sz="4"/>
+                <w:insideH w:val="single" w:color="auto" w:sz="4"/>
+                <w:insideV w:val="single" w:color="auto" w:sz="4"/>
+              </w:tblBorders>
+            </w:tblPr>
+            <w:tblGrid>
+              <w:gridCol w:w="10026"/>
+            </w:tblGrid>
+            <w:tr>
+              <w:trPr>
+                <w:cantSplit/>
+                <w:trHeight w:val="460" w:hRule="exact"/>
+              </w:trPr>
+              <w:tc>
+                <w:tcPr>
+                  <w:tcW w:type="dxa" w:w="10026"/>
+                  <w:tcBorders>
+                    <w:top w:val="none" w:color="FFFFFF" w:sz="0"/>
+                    <w:left w:val="none" w:color="FFFFFF" w:sz="0"/>
+                    <w:bottom w:val="dotted" w:color="9AA8BC" w:sz="6"/>
+                    <w:right w:val="none" w:color="FFFFFF" w:sz="0"/>
+                  </w:tcBorders>
+                  <w:tcMar>
+                    <w:left w:type="dxa" w:w="0"/>
+                    <w:bottom w:type="dxa" w:w="20"/>
+                    <w:right w:type="dxa" w:w="0"/>
+                  </w:tcMar>
+                  <w:vAlign w:val="bottom"/>
+                </w:tcPr>
+                <w:p>
+                  <w:pPr>
+                    <w:spacing w:after="0" w:before="0"/>
+                  </w:pPr>
+                  <w:r>
+                    <w:rPr>
+                      <w:rFonts w:ascii="Arial" w:cs="Arial" w:eastAsia="Arial" w:hAnsi="Arial"/>
+                      <w:color w:val="5A6B85"/>
+                      <w:sz w:val="21"/>
+                      <w:szCs w:val="21"/>
+                    </w:rPr>
+                    <w:t xml:space="preserve"/>
+                  </w:r>
+                </w:p>
+              </w:tc>
+            </w:tr>
+            <w:tr>
+              <w:trPr>
+                <w:cantSplit/>
+                <w:trHeight w:val="460" w:hRule="exact"/>
+              </w:trPr>
+              <w:tc>
+                <w:tcPr>
+                  <w:tcW w:type="dxa" w:w="10026"/>
+                  <w:tcBorders>
+                    <w:top w:val="none" w:color="FFFFFF" w:sz="0"/>
+                    <w:left w:val="none" w:color="FFFFFF" w:sz="0"/>
+                    <w:bottom w:val="dotted" w:color="9AA8BC" w:sz="6"/>
+                    <w:right w:val="none" w:color="FFFFFF" w:sz="0"/>
+                  </w:tcBorders>
+                  <w:tcMar>
+                    <w:left w:type="dxa" w:w="0"/>
+                    <w:bottom w:type="dxa" w:w="20"/>
+                    <w:right w:type="dxa" w:w="0"/>
+                  </w:tcMar>
+                  <w:vAlign w:val="bottom"/>
+                </w:tcPr>
+                <w:p>
+                  <w:pPr>
+                    <w:spacing w:after="0" w:before="0"/>
+                  </w:pPr>
+                  <w:r>
+                    <w:rPr>
+                      <w:rFonts w:ascii="Arial" w:cs="Arial" w:eastAsia="Arial" w:hAnsi="Arial"/>
+                      <w:color w:val="5A6B85"/>
+                      <w:sz w:val="21"/>
+                      <w:szCs w:val="21"/>
+                    </w:rPr>
+                    <w:t xml:space="preserve"/>
+                  </w:r>
+                </w:p>
+              </w:tc>
+            </w:tr>
+          </w:tbl>
           <w:p/>
         </w:tc>
       </w:tr>
@@ -1495,7 +1707,219 @@
                 <w:sz w:val="21"/>
                 <w:szCs w:val="21"/>
               </w:rPr>
-              <w:t xml:space="preserve">Give two more examples of normal data for a score from 0 to 100.</w:t>
+              <w:t xml:space="preserve">Give two more examples of normal data for an age from 11 to 19.</w:t>
+            </w:r>
+          </w:p>
+          <w:tbl>
+            <w:tblPr>
+              <w:tblW w:type="dxa" w:w="10026"/>
+              <w:tblBorders>
+                <w:top w:val="single" w:color="auto" w:sz="4"/>
+                <w:left w:val="single" w:color="auto" w:sz="4"/>
+                <w:bottom w:val="single" w:color="auto" w:sz="4"/>
+                <w:right w:val="single" w:color="auto" w:sz="4"/>
+                <w:insideH w:val="single" w:color="auto" w:sz="4"/>
+                <w:insideV w:val="single" w:color="auto" w:sz="4"/>
+              </w:tblBorders>
+            </w:tblPr>
+            <w:tblGrid>
+              <w:gridCol w:w="10026"/>
+            </w:tblGrid>
+            <w:tr>
+              <w:trPr>
+                <w:cantSplit/>
+                <w:trHeight w:val="460" w:hRule="exact"/>
+              </w:trPr>
+              <w:tc>
+                <w:tcPr>
+                  <w:tcW w:type="dxa" w:w="10026"/>
+                  <w:tcBorders>
+                    <w:top w:val="none" w:color="FFFFFF" w:sz="0"/>
+                    <w:left w:val="none" w:color="FFFFFF" w:sz="0"/>
+                    <w:bottom w:val="dotted" w:color="9AA8BC" w:sz="6"/>
+                    <w:right w:val="none" w:color="FFFFFF" w:sz="0"/>
+                  </w:tcBorders>
+                  <w:tcMar>
+                    <w:left w:type="dxa" w:w="0"/>
+                    <w:bottom w:type="dxa" w:w="20"/>
+                    <w:right w:type="dxa" w:w="0"/>
+                  </w:tcMar>
+                  <w:vAlign w:val="bottom"/>
+                </w:tcPr>
+                <w:p>
+                  <w:pPr>
+                    <w:spacing w:after="0" w:before="0"/>
+                  </w:pPr>
+                  <w:r>
+                    <w:rPr>
+                      <w:rFonts w:ascii="Arial" w:cs="Arial" w:eastAsia="Arial" w:hAnsi="Arial"/>
+                      <w:color w:val="5A6B85"/>
+                      <w:sz w:val="21"/>
+                      <w:szCs w:val="21"/>
+                    </w:rPr>
+                    <w:t xml:space="preserve"/>
+                  </w:r>
+                </w:p>
+              </w:tc>
+            </w:tr>
+            <w:tr>
+              <w:trPr>
+                <w:cantSplit/>
+                <w:trHeight w:val="460" w:hRule="exact"/>
+              </w:trPr>
+              <w:tc>
+                <w:tcPr>
+                  <w:tcW w:type="dxa" w:w="10026"/>
+                  <w:tcBorders>
+                    <w:top w:val="none" w:color="FFFFFF" w:sz="0"/>
+                    <w:left w:val="none" w:color="FFFFFF" w:sz="0"/>
+                    <w:bottom w:val="dotted" w:color="9AA8BC" w:sz="6"/>
+                    <w:right w:val="none" w:color="FFFFFF" w:sz="0"/>
+                  </w:tcBorders>
+                  <w:tcMar>
+                    <w:left w:type="dxa" w:w="0"/>
+                    <w:bottom w:type="dxa" w:w="20"/>
+                    <w:right w:type="dxa" w:w="0"/>
+                  </w:tcMar>
+                  <w:vAlign w:val="bottom"/>
+                </w:tcPr>
+                <w:p>
+                  <w:pPr>
+                    <w:spacing w:after="0" w:before="0"/>
+                  </w:pPr>
+                  <w:r>
+                    <w:rPr>
+                      <w:rFonts w:ascii="Arial" w:cs="Arial" w:eastAsia="Arial" w:hAnsi="Arial"/>
+                      <w:color w:val="5A6B85"/>
+                      <w:sz w:val="21"/>
+                      <w:szCs w:val="21"/>
+                    </w:rPr>
+                    <w:t xml:space="preserve"/>
+                  </w:r>
+                </w:p>
+              </w:tc>
+            </w:tr>
+          </w:tbl>
+          <w:p>
+            <w:pPr>
+              <w:keepNext/>
+              <w:spacing w:after="60" w:before="120"/>
+            </w:pPr>
+            <w:r>
+              <w:rPr>
+                <w:rFonts w:ascii="Arial" w:cs="Arial" w:eastAsia="Arial" w:hAnsi="Arial"/>
+                <w:b/>
+                <w:bCs/>
+                <w:sz w:val="21"/>
+                <w:szCs w:val="21"/>
+              </w:rPr>
+              <w:t xml:space="preserve">Which is normal data for an age from 11 to 19?</w:t>
+            </w:r>
+          </w:p>
+          <w:tbl>
+            <w:tblPr>
+              <w:tblW w:type="dxa" w:w="10026"/>
+              <w:tblBorders>
+                <w:top w:val="single" w:color="auto" w:sz="4"/>
+                <w:left w:val="single" w:color="auto" w:sz="4"/>
+                <w:bottom w:val="single" w:color="auto" w:sz="4"/>
+                <w:right w:val="single" w:color="auto" w:sz="4"/>
+                <w:insideH w:val="single" w:color="auto" w:sz="4"/>
+                <w:insideV w:val="single" w:color="auto" w:sz="4"/>
+              </w:tblBorders>
+            </w:tblPr>
+            <w:tblGrid>
+              <w:gridCol w:w="10026"/>
+            </w:tblGrid>
+            <w:tr>
+              <w:trPr>
+                <w:cantSplit/>
+                <w:trHeight w:val="460" w:hRule="exact"/>
+              </w:trPr>
+              <w:tc>
+                <w:tcPr>
+                  <w:tcW w:type="dxa" w:w="10026"/>
+                  <w:tcBorders>
+                    <w:top w:val="none" w:color="FFFFFF" w:sz="0"/>
+                    <w:left w:val="none" w:color="FFFFFF" w:sz="0"/>
+                    <w:bottom w:val="dotted" w:color="9AA8BC" w:sz="6"/>
+                    <w:right w:val="none" w:color="FFFFFF" w:sz="0"/>
+                  </w:tcBorders>
+                  <w:tcMar>
+                    <w:left w:type="dxa" w:w="0"/>
+                    <w:bottom w:type="dxa" w:w="20"/>
+                    <w:right w:type="dxa" w:w="0"/>
+                  </w:tcMar>
+                  <w:vAlign w:val="bottom"/>
+                </w:tcPr>
+                <w:p>
+                  <w:pPr>
+                    <w:spacing w:after="0" w:before="0"/>
+                  </w:pPr>
+                  <w:r>
+                    <w:rPr>
+                      <w:rFonts w:ascii="Arial" w:cs="Arial" w:eastAsia="Arial" w:hAnsi="Arial"/>
+                      <w:color w:val="5A6B85"/>
+                      <w:sz w:val="21"/>
+                      <w:szCs w:val="21"/>
+                    </w:rPr>
+                    <w:t xml:space="preserve"/>
+                  </w:r>
+                </w:p>
+              </w:tc>
+            </w:tr>
+            <w:tr>
+              <w:trPr>
+                <w:cantSplit/>
+                <w:trHeight w:val="460" w:hRule="exact"/>
+              </w:trPr>
+              <w:tc>
+                <w:tcPr>
+                  <w:tcW w:type="dxa" w:w="10026"/>
+                  <w:tcBorders>
+                    <w:top w:val="none" w:color="FFFFFF" w:sz="0"/>
+                    <w:left w:val="none" w:color="FFFFFF" w:sz="0"/>
+                    <w:bottom w:val="dotted" w:color="9AA8BC" w:sz="6"/>
+                    <w:right w:val="none" w:color="FFFFFF" w:sz="0"/>
+                  </w:tcBorders>
+                  <w:tcMar>
+                    <w:left w:type="dxa" w:w="0"/>
+                    <w:bottom w:type="dxa" w:w="20"/>
+                    <w:right w:type="dxa" w:w="0"/>
+                  </w:tcMar>
+                  <w:vAlign w:val="bottom"/>
+                </w:tcPr>
+                <w:p>
+                  <w:pPr>
+                    <w:spacing w:after="0" w:before="0"/>
+                  </w:pPr>
+                  <w:r>
+                    <w:rPr>
+                      <w:rFonts w:ascii="Arial" w:cs="Arial" w:eastAsia="Arial" w:hAnsi="Arial"/>
+                      <w:color w:val="5A6B85"/>
+                      <w:sz w:val="21"/>
+                      <w:szCs w:val="21"/>
+                    </w:rPr>
+                    <w:t xml:space="preserve"/>
+                  </w:r>
+                </w:p>
+              </w:tc>
+            </w:tr>
+          </w:tbl>
+          <w:p>
+            <w:pPr>
+              <w:keepNext/>
+              <w:spacing w:after="60" w:before="120"/>
+            </w:pPr>
+            <w:r>
+              <w:rPr>
+                <w:rFonts w:ascii="Arial" w:cs="Arial" w:eastAsia="Arial" w:hAnsi="Arial"/>
+                <w:b/>
+                <w:bCs/>
+                <w:sz w:val="21"/>
+                <w:szCs w:val="21"/>
+              </w:rPr>
+              <w:t xml:space="preserve">What should happen when normal data is entered?</w:t>
             </w:r>
           </w:p>
           <w:tbl>
@@ -1778,7 +2202,219 @@
                 <w:sz w:val="21"/>
                 <w:szCs w:val="21"/>
               </w:rPr>
-              <w:t xml:space="preserve">What are the boundary values for a menu that accepts 1 to 3?</w:t>
+              <w:t xml:space="preserve">What are the boundary values for a canteen menu that accepts 1 to 4?</w:t>
+            </w:r>
+          </w:p>
+          <w:tbl>
+            <w:tblPr>
+              <w:tblW w:type="dxa" w:w="10026"/>
+              <w:tblBorders>
+                <w:top w:val="single" w:color="auto" w:sz="4"/>
+                <w:left w:val="single" w:color="auto" w:sz="4"/>
+                <w:bottom w:val="single" w:color="auto" w:sz="4"/>
+                <w:right w:val="single" w:color="auto" w:sz="4"/>
+                <w:insideH w:val="single" w:color="auto" w:sz="4"/>
+                <w:insideV w:val="single" w:color="auto" w:sz="4"/>
+              </w:tblBorders>
+            </w:tblPr>
+            <w:tblGrid>
+              <w:gridCol w:w="10026"/>
+            </w:tblGrid>
+            <w:tr>
+              <w:trPr>
+                <w:cantSplit/>
+                <w:trHeight w:val="460" w:hRule="exact"/>
+              </w:trPr>
+              <w:tc>
+                <w:tcPr>
+                  <w:tcW w:type="dxa" w:w="10026"/>
+                  <w:tcBorders>
+                    <w:top w:val="none" w:color="FFFFFF" w:sz="0"/>
+                    <w:left w:val="none" w:color="FFFFFF" w:sz="0"/>
+                    <w:bottom w:val="dotted" w:color="9AA8BC" w:sz="6"/>
+                    <w:right w:val="none" w:color="FFFFFF" w:sz="0"/>
+                  </w:tcBorders>
+                  <w:tcMar>
+                    <w:left w:type="dxa" w:w="0"/>
+                    <w:bottom w:type="dxa" w:w="20"/>
+                    <w:right w:type="dxa" w:w="0"/>
+                  </w:tcMar>
+                  <w:vAlign w:val="bottom"/>
+                </w:tcPr>
+                <w:p>
+                  <w:pPr>
+                    <w:spacing w:after="0" w:before="0"/>
+                  </w:pPr>
+                  <w:r>
+                    <w:rPr>
+                      <w:rFonts w:ascii="Arial" w:cs="Arial" w:eastAsia="Arial" w:hAnsi="Arial"/>
+                      <w:color w:val="5A6B85"/>
+                      <w:sz w:val="21"/>
+                      <w:szCs w:val="21"/>
+                    </w:rPr>
+                    <w:t xml:space="preserve"/>
+                  </w:r>
+                </w:p>
+              </w:tc>
+            </w:tr>
+            <w:tr>
+              <w:trPr>
+                <w:cantSplit/>
+                <w:trHeight w:val="460" w:hRule="exact"/>
+              </w:trPr>
+              <w:tc>
+                <w:tcPr>
+                  <w:tcW w:type="dxa" w:w="10026"/>
+                  <w:tcBorders>
+                    <w:top w:val="none" w:color="FFFFFF" w:sz="0"/>
+                    <w:left w:val="none" w:color="FFFFFF" w:sz="0"/>
+                    <w:bottom w:val="dotted" w:color="9AA8BC" w:sz="6"/>
+                    <w:right w:val="none" w:color="FFFFFF" w:sz="0"/>
+                  </w:tcBorders>
+                  <w:tcMar>
+                    <w:left w:type="dxa" w:w="0"/>
+                    <w:bottom w:type="dxa" w:w="20"/>
+                    <w:right w:type="dxa" w:w="0"/>
+                  </w:tcMar>
+                  <w:vAlign w:val="bottom"/>
+                </w:tcPr>
+                <w:p>
+                  <w:pPr>
+                    <w:spacing w:after="0" w:before="0"/>
+                  </w:pPr>
+                  <w:r>
+                    <w:rPr>
+                      <w:rFonts w:ascii="Arial" w:cs="Arial" w:eastAsia="Arial" w:hAnsi="Arial"/>
+                      <w:color w:val="5A6B85"/>
+                      <w:sz w:val="21"/>
+                      <w:szCs w:val="21"/>
+                    </w:rPr>
+                    <w:t xml:space="preserve"/>
+                  </w:r>
+                </w:p>
+              </w:tc>
+            </w:tr>
+          </w:tbl>
+          <w:p>
+            <w:pPr>
+              <w:keepNext/>
+              <w:spacing w:after="60" w:before="120"/>
+            </w:pPr>
+            <w:r>
+              <w:rPr>
+                <w:rFonts w:ascii="Arial" w:cs="Arial" w:eastAsia="Arial" w:hAnsi="Arial"/>
+                <w:b/>
+                <w:bCs/>
+                <w:sz w:val="21"/>
+                <w:szCs w:val="21"/>
+              </w:rPr>
+              <w:t xml:space="preserve">Which is boundary data for an age from 11 to 19?</w:t>
+            </w:r>
+          </w:p>
+          <w:tbl>
+            <w:tblPr>
+              <w:tblW w:type="dxa" w:w="10026"/>
+              <w:tblBorders>
+                <w:top w:val="single" w:color="auto" w:sz="4"/>
+                <w:left w:val="single" w:color="auto" w:sz="4"/>
+                <w:bottom w:val="single" w:color="auto" w:sz="4"/>
+                <w:right w:val="single" w:color="auto" w:sz="4"/>
+                <w:insideH w:val="single" w:color="auto" w:sz="4"/>
+                <w:insideV w:val="single" w:color="auto" w:sz="4"/>
+              </w:tblBorders>
+            </w:tblPr>
+            <w:tblGrid>
+              <w:gridCol w:w="10026"/>
+            </w:tblGrid>
+            <w:tr>
+              <w:trPr>
+                <w:cantSplit/>
+                <w:trHeight w:val="460" w:hRule="exact"/>
+              </w:trPr>
+              <w:tc>
+                <w:tcPr>
+                  <w:tcW w:type="dxa" w:w="10026"/>
+                  <w:tcBorders>
+                    <w:top w:val="none" w:color="FFFFFF" w:sz="0"/>
+                    <w:left w:val="none" w:color="FFFFFF" w:sz="0"/>
+                    <w:bottom w:val="dotted" w:color="9AA8BC" w:sz="6"/>
+                    <w:right w:val="none" w:color="FFFFFF" w:sz="0"/>
+                  </w:tcBorders>
+                  <w:tcMar>
+                    <w:left w:type="dxa" w:w="0"/>
+                    <w:bottom w:type="dxa" w:w="20"/>
+                    <w:right w:type="dxa" w:w="0"/>
+                  </w:tcMar>
+                  <w:vAlign w:val="bottom"/>
+                </w:tcPr>
+                <w:p>
+                  <w:pPr>
+                    <w:spacing w:after="0" w:before="0"/>
+                  </w:pPr>
+                  <w:r>
+                    <w:rPr>
+                      <w:rFonts w:ascii="Arial" w:cs="Arial" w:eastAsia="Arial" w:hAnsi="Arial"/>
+                      <w:color w:val="5A6B85"/>
+                      <w:sz w:val="21"/>
+                      <w:szCs w:val="21"/>
+                    </w:rPr>
+                    <w:t xml:space="preserve"/>
+                  </w:r>
+                </w:p>
+              </w:tc>
+            </w:tr>
+            <w:tr>
+              <w:trPr>
+                <w:cantSplit/>
+                <w:trHeight w:val="460" w:hRule="exact"/>
+              </w:trPr>
+              <w:tc>
+                <w:tcPr>
+                  <w:tcW w:type="dxa" w:w="10026"/>
+                  <w:tcBorders>
+                    <w:top w:val="none" w:color="FFFFFF" w:sz="0"/>
+                    <w:left w:val="none" w:color="FFFFFF" w:sz="0"/>
+                    <w:bottom w:val="dotted" w:color="9AA8BC" w:sz="6"/>
+                    <w:right w:val="none" w:color="FFFFFF" w:sz="0"/>
+                  </w:tcBorders>
+                  <w:tcMar>
+                    <w:left w:type="dxa" w:w="0"/>
+                    <w:bottom w:type="dxa" w:w="20"/>
+                    <w:right w:type="dxa" w:w="0"/>
+                  </w:tcMar>
+                  <w:vAlign w:val="bottom"/>
+                </w:tcPr>
+                <w:p>
+                  <w:pPr>
+                    <w:spacing w:after="0" w:before="0"/>
+                  </w:pPr>
+                  <w:r>
+                    <w:rPr>
+                      <w:rFonts w:ascii="Arial" w:cs="Arial" w:eastAsia="Arial" w:hAnsi="Arial"/>
+                      <w:color w:val="5A6B85"/>
+                      <w:sz w:val="21"/>
+                      <w:szCs w:val="21"/>
+                    </w:rPr>
+                    <w:t xml:space="preserve"/>
+                  </w:r>
+                </w:p>
+              </w:tc>
+            </w:tr>
+          </w:tbl>
+          <w:p>
+            <w:pPr>
+              <w:keepNext/>
+              <w:spacing w:after="60" w:before="120"/>
+            </w:pPr>
+            <w:r>
+              <w:rPr>
+                <w:rFonts w:ascii="Arial" w:cs="Arial" w:eastAsia="Arial" w:hAnsi="Arial"/>
+                <w:b/>
+                <w:bCs/>
+                <w:sz w:val="21"/>
+                <w:szCs w:val="21"/>
+              </w:rPr>
+              <w:t xml:space="preserve">Why is boundary data so important to test?</w:t>
             </w:r>
           </w:p>
           <w:tbl>
@@ -2154,6 +2790,218 @@
               </w:tc>
             </w:tr>
           </w:tbl>
+          <w:p>
+            <w:pPr>
+              <w:keepNext/>
+              <w:spacing w:after="60" w:before="120"/>
+            </w:pPr>
+            <w:r>
+              <w:rPr>
+                <w:rFonts w:ascii="Arial" w:cs="Arial" w:eastAsia="Arial" w:hAnsi="Arial"/>
+                <w:b/>
+                <w:bCs/>
+                <w:sz w:val="21"/>
+                <w:szCs w:val="21"/>
+              </w:rPr>
+              <w:t xml:space="preserve">Which is invalid data for an age from 11 to 19?</w:t>
+            </w:r>
+          </w:p>
+          <w:tbl>
+            <w:tblPr>
+              <w:tblW w:type="dxa" w:w="10026"/>
+              <w:tblBorders>
+                <w:top w:val="single" w:color="auto" w:sz="4"/>
+                <w:left w:val="single" w:color="auto" w:sz="4"/>
+                <w:bottom w:val="single" w:color="auto" w:sz="4"/>
+                <w:right w:val="single" w:color="auto" w:sz="4"/>
+                <w:insideH w:val="single" w:color="auto" w:sz="4"/>
+                <w:insideV w:val="single" w:color="auto" w:sz="4"/>
+              </w:tblBorders>
+            </w:tblPr>
+            <w:tblGrid>
+              <w:gridCol w:w="10026"/>
+            </w:tblGrid>
+            <w:tr>
+              <w:trPr>
+                <w:cantSplit/>
+                <w:trHeight w:val="460" w:hRule="exact"/>
+              </w:trPr>
+              <w:tc>
+                <w:tcPr>
+                  <w:tcW w:type="dxa" w:w="10026"/>
+                  <w:tcBorders>
+                    <w:top w:val="none" w:color="FFFFFF" w:sz="0"/>
+                    <w:left w:val="none" w:color="FFFFFF" w:sz="0"/>
+                    <w:bottom w:val="dotted" w:color="9AA8BC" w:sz="6"/>
+                    <w:right w:val="none" w:color="FFFFFF" w:sz="0"/>
+                  </w:tcBorders>
+                  <w:tcMar>
+                    <w:left w:type="dxa" w:w="0"/>
+                    <w:bottom w:type="dxa" w:w="20"/>
+                    <w:right w:type="dxa" w:w="0"/>
+                  </w:tcMar>
+                  <w:vAlign w:val="bottom"/>
+                </w:tcPr>
+                <w:p>
+                  <w:pPr>
+                    <w:spacing w:after="0" w:before="0"/>
+                  </w:pPr>
+                  <w:r>
+                    <w:rPr>
+                      <w:rFonts w:ascii="Arial" w:cs="Arial" w:eastAsia="Arial" w:hAnsi="Arial"/>
+                      <w:color w:val="5A6B85"/>
+                      <w:sz w:val="21"/>
+                      <w:szCs w:val="21"/>
+                    </w:rPr>
+                    <w:t xml:space="preserve"/>
+                  </w:r>
+                </w:p>
+              </w:tc>
+            </w:tr>
+            <w:tr>
+              <w:trPr>
+                <w:cantSplit/>
+                <w:trHeight w:val="460" w:hRule="exact"/>
+              </w:trPr>
+              <w:tc>
+                <w:tcPr>
+                  <w:tcW w:type="dxa" w:w="10026"/>
+                  <w:tcBorders>
+                    <w:top w:val="none" w:color="FFFFFF" w:sz="0"/>
+                    <w:left w:val="none" w:color="FFFFFF" w:sz="0"/>
+                    <w:bottom w:val="dotted" w:color="9AA8BC" w:sz="6"/>
+                    <w:right w:val="none" w:color="FFFFFF" w:sz="0"/>
+                  </w:tcBorders>
+                  <w:tcMar>
+                    <w:left w:type="dxa" w:w="0"/>
+                    <w:bottom w:type="dxa" w:w="20"/>
+                    <w:right w:type="dxa" w:w="0"/>
+                  </w:tcMar>
+                  <w:vAlign w:val="bottom"/>
+                </w:tcPr>
+                <w:p>
+                  <w:pPr>
+                    <w:spacing w:after="0" w:before="0"/>
+                  </w:pPr>
+                  <w:r>
+                    <w:rPr>
+                      <w:rFonts w:ascii="Arial" w:cs="Arial" w:eastAsia="Arial" w:hAnsi="Arial"/>
+                      <w:color w:val="5A6B85"/>
+                      <w:sz w:val="21"/>
+                      <w:szCs w:val="21"/>
+                    </w:rPr>
+                    <w:t xml:space="preserve"/>
+                  </w:r>
+                </w:p>
+              </w:tc>
+            </w:tr>
+          </w:tbl>
+          <w:p>
+            <w:pPr>
+              <w:keepNext/>
+              <w:spacing w:after="60" w:before="120"/>
+            </w:pPr>
+            <w:r>
+              <w:rPr>
+                <w:rFonts w:ascii="Arial" w:cs="Arial" w:eastAsia="Arial" w:hAnsi="Arial"/>
+                <w:b/>
+                <w:bCs/>
+                <w:sz w:val="21"/>
+                <w:szCs w:val="21"/>
+              </w:rPr>
+              <w:t xml:space="preserve">What should a robust program do with invalid data?</w:t>
+            </w:r>
+          </w:p>
+          <w:tbl>
+            <w:tblPr>
+              <w:tblW w:type="dxa" w:w="10026"/>
+              <w:tblBorders>
+                <w:top w:val="single" w:color="auto" w:sz="4"/>
+                <w:left w:val="single" w:color="auto" w:sz="4"/>
+                <w:bottom w:val="single" w:color="auto" w:sz="4"/>
+                <w:right w:val="single" w:color="auto" w:sz="4"/>
+                <w:insideH w:val="single" w:color="auto" w:sz="4"/>
+                <w:insideV w:val="single" w:color="auto" w:sz="4"/>
+              </w:tblBorders>
+            </w:tblPr>
+            <w:tblGrid>
+              <w:gridCol w:w="10026"/>
+            </w:tblGrid>
+            <w:tr>
+              <w:trPr>
+                <w:cantSplit/>
+                <w:trHeight w:val="460" w:hRule="exact"/>
+              </w:trPr>
+              <w:tc>
+                <w:tcPr>
+                  <w:tcW w:type="dxa" w:w="10026"/>
+                  <w:tcBorders>
+                    <w:top w:val="none" w:color="FFFFFF" w:sz="0"/>
+                    <w:left w:val="none" w:color="FFFFFF" w:sz="0"/>
+                    <w:bottom w:val="dotted" w:color="9AA8BC" w:sz="6"/>
+                    <w:right w:val="none" w:color="FFFFFF" w:sz="0"/>
+                  </w:tcBorders>
+                  <w:tcMar>
+                    <w:left w:type="dxa" w:w="0"/>
+                    <w:bottom w:type="dxa" w:w="20"/>
+                    <w:right w:type="dxa" w:w="0"/>
+                  </w:tcMar>
+                  <w:vAlign w:val="bottom"/>
+                </w:tcPr>
+                <w:p>
+                  <w:pPr>
+                    <w:spacing w:after="0" w:before="0"/>
+                  </w:pPr>
+                  <w:r>
+                    <w:rPr>
+                      <w:rFonts w:ascii="Arial" w:cs="Arial" w:eastAsia="Arial" w:hAnsi="Arial"/>
+                      <w:color w:val="5A6B85"/>
+                      <w:sz w:val="21"/>
+                      <w:szCs w:val="21"/>
+                    </w:rPr>
+                    <w:t xml:space="preserve"/>
+                  </w:r>
+                </w:p>
+              </w:tc>
+            </w:tr>
+            <w:tr>
+              <w:trPr>
+                <w:cantSplit/>
+                <w:trHeight w:val="460" w:hRule="exact"/>
+              </w:trPr>
+              <w:tc>
+                <w:tcPr>
+                  <w:tcW w:type="dxa" w:w="10026"/>
+                  <w:tcBorders>
+                    <w:top w:val="none" w:color="FFFFFF" w:sz="0"/>
+                    <w:left w:val="none" w:color="FFFFFF" w:sz="0"/>
+                    <w:bottom w:val="dotted" w:color="9AA8BC" w:sz="6"/>
+                    <w:right w:val="none" w:color="FFFFFF" w:sz="0"/>
+                  </w:tcBorders>
+                  <w:tcMar>
+                    <w:left w:type="dxa" w:w="0"/>
+                    <w:bottom w:type="dxa" w:w="20"/>
+                    <w:right w:type="dxa" w:w="0"/>
+                  </w:tcMar>
+                  <w:vAlign w:val="bottom"/>
+                </w:tcPr>
+                <w:p>
+                  <w:pPr>
+                    <w:spacing w:after="0" w:before="0"/>
+                  </w:pPr>
+                  <w:r>
+                    <w:rPr>
+                      <w:rFonts w:ascii="Arial" w:cs="Arial" w:eastAsia="Arial" w:hAnsi="Arial"/>
+                      <w:color w:val="5A6B85"/>
+                      <w:sz w:val="21"/>
+                      <w:szCs w:val="21"/>
+                    </w:rPr>
+                    <w:t xml:space="preserve"/>
+                  </w:r>
+                </w:p>
+              </w:tc>
+            </w:tr>
+          </w:tbl>
           <w:p/>
         </w:tc>
       </w:tr>
@@ -2344,7 +3192,219 @@
                 <w:sz w:val="21"/>
                 <w:szCs w:val="21"/>
               </w:rPr>
-              <w:t xml:space="preserve">What would happen to the factorial program if a user typed 'five'?</w:t>
+              <w:t xml:space="preserve">What would happen to a program that doubles a number if the user typed 'five'?</w:t>
+            </w:r>
+          </w:p>
+          <w:tbl>
+            <w:tblPr>
+              <w:tblW w:type="dxa" w:w="10026"/>
+              <w:tblBorders>
+                <w:top w:val="single" w:color="auto" w:sz="4"/>
+                <w:left w:val="single" w:color="auto" w:sz="4"/>
+                <w:bottom w:val="single" w:color="auto" w:sz="4"/>
+                <w:right w:val="single" w:color="auto" w:sz="4"/>
+                <w:insideH w:val="single" w:color="auto" w:sz="4"/>
+                <w:insideV w:val="single" w:color="auto" w:sz="4"/>
+              </w:tblBorders>
+            </w:tblPr>
+            <w:tblGrid>
+              <w:gridCol w:w="10026"/>
+            </w:tblGrid>
+            <w:tr>
+              <w:trPr>
+                <w:cantSplit/>
+                <w:trHeight w:val="460" w:hRule="exact"/>
+              </w:trPr>
+              <w:tc>
+                <w:tcPr>
+                  <w:tcW w:type="dxa" w:w="10026"/>
+                  <w:tcBorders>
+                    <w:top w:val="none" w:color="FFFFFF" w:sz="0"/>
+                    <w:left w:val="none" w:color="FFFFFF" w:sz="0"/>
+                    <w:bottom w:val="dotted" w:color="9AA8BC" w:sz="6"/>
+                    <w:right w:val="none" w:color="FFFFFF" w:sz="0"/>
+                  </w:tcBorders>
+                  <w:tcMar>
+                    <w:left w:type="dxa" w:w="0"/>
+                    <w:bottom w:type="dxa" w:w="20"/>
+                    <w:right w:type="dxa" w:w="0"/>
+                  </w:tcMar>
+                  <w:vAlign w:val="bottom"/>
+                </w:tcPr>
+                <w:p>
+                  <w:pPr>
+                    <w:spacing w:after="0" w:before="0"/>
+                  </w:pPr>
+                  <w:r>
+                    <w:rPr>
+                      <w:rFonts w:ascii="Arial" w:cs="Arial" w:eastAsia="Arial" w:hAnsi="Arial"/>
+                      <w:color w:val="5A6B85"/>
+                      <w:sz w:val="21"/>
+                      <w:szCs w:val="21"/>
+                    </w:rPr>
+                    <w:t xml:space="preserve"/>
+                  </w:r>
+                </w:p>
+              </w:tc>
+            </w:tr>
+            <w:tr>
+              <w:trPr>
+                <w:cantSplit/>
+                <w:trHeight w:val="460" w:hRule="exact"/>
+              </w:trPr>
+              <w:tc>
+                <w:tcPr>
+                  <w:tcW w:type="dxa" w:w="10026"/>
+                  <w:tcBorders>
+                    <w:top w:val="none" w:color="FFFFFF" w:sz="0"/>
+                    <w:left w:val="none" w:color="FFFFFF" w:sz="0"/>
+                    <w:bottom w:val="dotted" w:color="9AA8BC" w:sz="6"/>
+                    <w:right w:val="none" w:color="FFFFFF" w:sz="0"/>
+                  </w:tcBorders>
+                  <w:tcMar>
+                    <w:left w:type="dxa" w:w="0"/>
+                    <w:bottom w:type="dxa" w:w="20"/>
+                    <w:right w:type="dxa" w:w="0"/>
+                  </w:tcMar>
+                  <w:vAlign w:val="bottom"/>
+                </w:tcPr>
+                <w:p>
+                  <w:pPr>
+                    <w:spacing w:after="0" w:before="0"/>
+                  </w:pPr>
+                  <w:r>
+                    <w:rPr>
+                      <w:rFonts w:ascii="Arial" w:cs="Arial" w:eastAsia="Arial" w:hAnsi="Arial"/>
+                      <w:color w:val="5A6B85"/>
+                      <w:sz w:val="21"/>
+                      <w:szCs w:val="21"/>
+                    </w:rPr>
+                    <w:t xml:space="preserve"/>
+                  </w:r>
+                </w:p>
+              </w:tc>
+            </w:tr>
+          </w:tbl>
+          <w:p>
+            <w:pPr>
+              <w:keepNext/>
+              <w:spacing w:after="60" w:before="120"/>
+            </w:pPr>
+            <w:r>
+              <w:rPr>
+                <w:rFonts w:ascii="Arial" w:cs="Arial" w:eastAsia="Arial" w:hAnsi="Arial"/>
+                <w:b/>
+                <w:bCs/>
+                <w:sz w:val="21"/>
+                <w:szCs w:val="21"/>
+              </w:rPr>
+              <w:t xml:space="preserve">Which is erroneous data for an age from 11 to 19?</w:t>
+            </w:r>
+          </w:p>
+          <w:tbl>
+            <w:tblPr>
+              <w:tblW w:type="dxa" w:w="10026"/>
+              <w:tblBorders>
+                <w:top w:val="single" w:color="auto" w:sz="4"/>
+                <w:left w:val="single" w:color="auto" w:sz="4"/>
+                <w:bottom w:val="single" w:color="auto" w:sz="4"/>
+                <w:right w:val="single" w:color="auto" w:sz="4"/>
+                <w:insideH w:val="single" w:color="auto" w:sz="4"/>
+                <w:insideV w:val="single" w:color="auto" w:sz="4"/>
+              </w:tblBorders>
+            </w:tblPr>
+            <w:tblGrid>
+              <w:gridCol w:w="10026"/>
+            </w:tblGrid>
+            <w:tr>
+              <w:trPr>
+                <w:cantSplit/>
+                <w:trHeight w:val="460" w:hRule="exact"/>
+              </w:trPr>
+              <w:tc>
+                <w:tcPr>
+                  <w:tcW w:type="dxa" w:w="10026"/>
+                  <w:tcBorders>
+                    <w:top w:val="none" w:color="FFFFFF" w:sz="0"/>
+                    <w:left w:val="none" w:color="FFFFFF" w:sz="0"/>
+                    <w:bottom w:val="dotted" w:color="9AA8BC" w:sz="6"/>
+                    <w:right w:val="none" w:color="FFFFFF" w:sz="0"/>
+                  </w:tcBorders>
+                  <w:tcMar>
+                    <w:left w:type="dxa" w:w="0"/>
+                    <w:bottom w:type="dxa" w:w="20"/>
+                    <w:right w:type="dxa" w:w="0"/>
+                  </w:tcMar>
+                  <w:vAlign w:val="bottom"/>
+                </w:tcPr>
+                <w:p>
+                  <w:pPr>
+                    <w:spacing w:after="0" w:before="0"/>
+                  </w:pPr>
+                  <w:r>
+                    <w:rPr>
+                      <w:rFonts w:ascii="Arial" w:cs="Arial" w:eastAsia="Arial" w:hAnsi="Arial"/>
+                      <w:color w:val="5A6B85"/>
+                      <w:sz w:val="21"/>
+                      <w:szCs w:val="21"/>
+                    </w:rPr>
+                    <w:t xml:space="preserve"/>
+                  </w:r>
+                </w:p>
+              </w:tc>
+            </w:tr>
+            <w:tr>
+              <w:trPr>
+                <w:cantSplit/>
+                <w:trHeight w:val="460" w:hRule="exact"/>
+              </w:trPr>
+              <w:tc>
+                <w:tcPr>
+                  <w:tcW w:type="dxa" w:w="10026"/>
+                  <w:tcBorders>
+                    <w:top w:val="none" w:color="FFFFFF" w:sz="0"/>
+                    <w:left w:val="none" w:color="FFFFFF" w:sz="0"/>
+                    <w:bottom w:val="dotted" w:color="9AA8BC" w:sz="6"/>
+                    <w:right w:val="none" w:color="FFFFFF" w:sz="0"/>
+                  </w:tcBorders>
+                  <w:tcMar>
+                    <w:left w:type="dxa" w:w="0"/>
+                    <w:bottom w:type="dxa" w:w="20"/>
+                    <w:right w:type="dxa" w:w="0"/>
+                  </w:tcMar>
+                  <w:vAlign w:val="bottom"/>
+                </w:tcPr>
+                <w:p>
+                  <w:pPr>
+                    <w:spacing w:after="0" w:before="0"/>
+                  </w:pPr>
+                  <w:r>
+                    <w:rPr>
+                      <w:rFonts w:ascii="Arial" w:cs="Arial" w:eastAsia="Arial" w:hAnsi="Arial"/>
+                      <w:color w:val="5A6B85"/>
+                      <w:sz w:val="21"/>
+                      <w:szCs w:val="21"/>
+                    </w:rPr>
+                    <w:t xml:space="preserve"/>
+                  </w:r>
+                </w:p>
+              </w:tc>
+            </w:tr>
+          </w:tbl>
+          <w:p>
+            <w:pPr>
+              <w:keepNext/>
+              <w:spacing w:after="60" w:before="120"/>
+            </w:pPr>
+            <w:r>
+              <w:rPr>
+                <w:rFonts w:ascii="Arial" w:cs="Arial" w:eastAsia="Arial" w:hAnsi="Arial"/>
+                <w:b/>
+                <w:bCs/>
+                <w:sz w:val="21"/>
+                <w:szCs w:val="21"/>
+              </w:rPr>
+              <w:t xml:space="preserve">What's the difference between invalid and erroneous data?</w:t>
             </w:r>
           </w:p>
           <w:tbl>
@@ -2503,7 +3563,7 @@
                 <w:sz w:val="26"/>
                 <w:szCs w:val="26"/>
               </w:rPr>
-              <w:t xml:space="preserve">Test the tweet</w:t>
+              <w:t xml:space="preserve">Test a comment box</w:t>
             </w:r>
           </w:p>
           <w:p>
@@ -2547,7 +3607,7 @@
                 <w:sz w:val="21"/>
                 <w:szCs w:val="21"/>
               </w:rPr>
-              <w:t xml:space="preserve">To test the tweet program, I would...</w:t>
+              <w:t xml:space="preserve">To test the comment box, I would...</w:t>
             </w:r>
           </w:p>
           <w:tbl>
@@ -2627,7 +3687,219 @@
                 <w:sz w:val="21"/>
                 <w:szCs w:val="21"/>
               </w:rPr>
-              <w:t xml:space="preserve">Fill in five tests for the tweet program on your worksheet.</w:t>
+              <w:t xml:space="preserve">Fill in five tests for the comment box on your worksheet.</w:t>
+            </w:r>
+          </w:p>
+          <w:tbl>
+            <w:tblPr>
+              <w:tblW w:type="dxa" w:w="10026"/>
+              <w:tblBorders>
+                <w:top w:val="single" w:color="auto" w:sz="4"/>
+                <w:left w:val="single" w:color="auto" w:sz="4"/>
+                <w:bottom w:val="single" w:color="auto" w:sz="4"/>
+                <w:right w:val="single" w:color="auto" w:sz="4"/>
+                <w:insideH w:val="single" w:color="auto" w:sz="4"/>
+                <w:insideV w:val="single" w:color="auto" w:sz="4"/>
+              </w:tblBorders>
+            </w:tblPr>
+            <w:tblGrid>
+              <w:gridCol w:w="10026"/>
+            </w:tblGrid>
+            <w:tr>
+              <w:trPr>
+                <w:cantSplit/>
+                <w:trHeight w:val="460" w:hRule="exact"/>
+              </w:trPr>
+              <w:tc>
+                <w:tcPr>
+                  <w:tcW w:type="dxa" w:w="10026"/>
+                  <w:tcBorders>
+                    <w:top w:val="none" w:color="FFFFFF" w:sz="0"/>
+                    <w:left w:val="none" w:color="FFFFFF" w:sz="0"/>
+                    <w:bottom w:val="dotted" w:color="9AA8BC" w:sz="6"/>
+                    <w:right w:val="none" w:color="FFFFFF" w:sz="0"/>
+                  </w:tcBorders>
+                  <w:tcMar>
+                    <w:left w:type="dxa" w:w="0"/>
+                    <w:bottom w:type="dxa" w:w="20"/>
+                    <w:right w:type="dxa" w:w="0"/>
+                  </w:tcMar>
+                  <w:vAlign w:val="bottom"/>
+                </w:tcPr>
+                <w:p>
+                  <w:pPr>
+                    <w:spacing w:after="0" w:before="0"/>
+                  </w:pPr>
+                  <w:r>
+                    <w:rPr>
+                      <w:rFonts w:ascii="Arial" w:cs="Arial" w:eastAsia="Arial" w:hAnsi="Arial"/>
+                      <w:color w:val="5A6B85"/>
+                      <w:sz w:val="21"/>
+                      <w:szCs w:val="21"/>
+                    </w:rPr>
+                    <w:t xml:space="preserve"/>
+                  </w:r>
+                </w:p>
+              </w:tc>
+            </w:tr>
+            <w:tr>
+              <w:trPr>
+                <w:cantSplit/>
+                <w:trHeight w:val="460" w:hRule="exact"/>
+              </w:trPr>
+              <w:tc>
+                <w:tcPr>
+                  <w:tcW w:type="dxa" w:w="10026"/>
+                  <w:tcBorders>
+                    <w:top w:val="none" w:color="FFFFFF" w:sz="0"/>
+                    <w:left w:val="none" w:color="FFFFFF" w:sz="0"/>
+                    <w:bottom w:val="dotted" w:color="9AA8BC" w:sz="6"/>
+                    <w:right w:val="none" w:color="FFFFFF" w:sz="0"/>
+                  </w:tcBorders>
+                  <w:tcMar>
+                    <w:left w:type="dxa" w:w="0"/>
+                    <w:bottom w:type="dxa" w:w="20"/>
+                    <w:right w:type="dxa" w:w="0"/>
+                  </w:tcMar>
+                  <w:vAlign w:val="bottom"/>
+                </w:tcPr>
+                <w:p>
+                  <w:pPr>
+                    <w:spacing w:after="0" w:before="0"/>
+                  </w:pPr>
+                  <w:r>
+                    <w:rPr>
+                      <w:rFonts w:ascii="Arial" w:cs="Arial" w:eastAsia="Arial" w:hAnsi="Arial"/>
+                      <w:color w:val="5A6B85"/>
+                      <w:sz w:val="21"/>
+                      <w:szCs w:val="21"/>
+                    </w:rPr>
+                    <w:t xml:space="preserve"/>
+                  </w:r>
+                </w:p>
+              </w:tc>
+            </w:tr>
+          </w:tbl>
+          <w:p>
+            <w:pPr>
+              <w:keepNext/>
+              <w:spacing w:after="60" w:before="120"/>
+            </w:pPr>
+            <w:r>
+              <w:rPr>
+                <w:rFonts w:ascii="Arial" w:cs="Arial" w:eastAsia="Arial" w:hAnsi="Arial"/>
+                <w:b/>
+                <w:bCs/>
+                <w:sz w:val="21"/>
+                <w:szCs w:val="21"/>
+              </w:rPr>
+              <w:t xml:space="preserve">Which is boundary data for a 200-character limit?</w:t>
+            </w:r>
+          </w:p>
+          <w:tbl>
+            <w:tblPr>
+              <w:tblW w:type="dxa" w:w="10026"/>
+              <w:tblBorders>
+                <w:top w:val="single" w:color="auto" w:sz="4"/>
+                <w:left w:val="single" w:color="auto" w:sz="4"/>
+                <w:bottom w:val="single" w:color="auto" w:sz="4"/>
+                <w:right w:val="single" w:color="auto" w:sz="4"/>
+                <w:insideH w:val="single" w:color="auto" w:sz="4"/>
+                <w:insideV w:val="single" w:color="auto" w:sz="4"/>
+              </w:tblBorders>
+            </w:tblPr>
+            <w:tblGrid>
+              <w:gridCol w:w="10026"/>
+            </w:tblGrid>
+            <w:tr>
+              <w:trPr>
+                <w:cantSplit/>
+                <w:trHeight w:val="460" w:hRule="exact"/>
+              </w:trPr>
+              <w:tc>
+                <w:tcPr>
+                  <w:tcW w:type="dxa" w:w="10026"/>
+                  <w:tcBorders>
+                    <w:top w:val="none" w:color="FFFFFF" w:sz="0"/>
+                    <w:left w:val="none" w:color="FFFFFF" w:sz="0"/>
+                    <w:bottom w:val="dotted" w:color="9AA8BC" w:sz="6"/>
+                    <w:right w:val="none" w:color="FFFFFF" w:sz="0"/>
+                  </w:tcBorders>
+                  <w:tcMar>
+                    <w:left w:type="dxa" w:w="0"/>
+                    <w:bottom w:type="dxa" w:w="20"/>
+                    <w:right w:type="dxa" w:w="0"/>
+                  </w:tcMar>
+                  <w:vAlign w:val="bottom"/>
+                </w:tcPr>
+                <w:p>
+                  <w:pPr>
+                    <w:spacing w:after="0" w:before="0"/>
+                  </w:pPr>
+                  <w:r>
+                    <w:rPr>
+                      <w:rFonts w:ascii="Arial" w:cs="Arial" w:eastAsia="Arial" w:hAnsi="Arial"/>
+                      <w:color w:val="5A6B85"/>
+                      <w:sz w:val="21"/>
+                      <w:szCs w:val="21"/>
+                    </w:rPr>
+                    <w:t xml:space="preserve"/>
+                  </w:r>
+                </w:p>
+              </w:tc>
+            </w:tr>
+            <w:tr>
+              <w:trPr>
+                <w:cantSplit/>
+                <w:trHeight w:val="460" w:hRule="exact"/>
+              </w:trPr>
+              <w:tc>
+                <w:tcPr>
+                  <w:tcW w:type="dxa" w:w="10026"/>
+                  <w:tcBorders>
+                    <w:top w:val="none" w:color="FFFFFF" w:sz="0"/>
+                    <w:left w:val="none" w:color="FFFFFF" w:sz="0"/>
+                    <w:bottom w:val="dotted" w:color="9AA8BC" w:sz="6"/>
+                    <w:right w:val="none" w:color="FFFFFF" w:sz="0"/>
+                  </w:tcBorders>
+                  <w:tcMar>
+                    <w:left w:type="dxa" w:w="0"/>
+                    <w:bottom w:type="dxa" w:w="20"/>
+                    <w:right w:type="dxa" w:w="0"/>
+                  </w:tcMar>
+                  <w:vAlign w:val="bottom"/>
+                </w:tcPr>
+                <w:p>
+                  <w:pPr>
+                    <w:spacing w:after="0" w:before="0"/>
+                  </w:pPr>
+                  <w:r>
+                    <w:rPr>
+                      <w:rFonts w:ascii="Arial" w:cs="Arial" w:eastAsia="Arial" w:hAnsi="Arial"/>
+                      <w:color w:val="5A6B85"/>
+                      <w:sz w:val="21"/>
+                      <w:szCs w:val="21"/>
+                    </w:rPr>
+                    <w:t xml:space="preserve"/>
+                  </w:r>
+                </w:p>
+              </w:tc>
+            </w:tr>
+          </w:tbl>
+          <w:p>
+            <w:pPr>
+              <w:keepNext/>
+              <w:spacing w:after="60" w:before="120"/>
+            </w:pPr>
+            <w:r>
+              <w:rPr>
+                <w:rFonts w:ascii="Arial" w:cs="Arial" w:eastAsia="Arial" w:hAnsi="Arial"/>
+                <w:b/>
+                <w:bCs/>
+                <w:sz w:val="21"/>
+                <w:szCs w:val="21"/>
+              </w:rPr>
+              <w:t xml:space="preserve">A canteen menu accepts 1 to 4. What should happen if 5 is entered?</w:t>
             </w:r>
           </w:p>
           <w:tbl>
@@ -2936,7 +4208,7 @@
                       <w:sz w:val="21"/>
                       <w:szCs w:val="21"/>
                     </w:rPr>
-                    <w:t xml:space="preserve">57</w:t>
+                    <w:t xml:space="preserve">14</w:t>
                   </w:r>
                 </w:p>
               </w:tc>
@@ -3008,7 +4280,7 @@
                       <w:sz w:val="21"/>
                       <w:szCs w:val="21"/>
                     </w:rPr>
-                    <w:t xml:space="preserve">42</w:t>
+                    <w:t xml:space="preserve">16</w:t>
                   </w:r>
                 </w:p>
               </w:tc>
@@ -3080,7 +4352,7 @@
                       <w:sz w:val="21"/>
                       <w:szCs w:val="21"/>
                     </w:rPr>
-                    <w:t xml:space="preserve">0</w:t>
+                    <w:t xml:space="preserve">11</w:t>
                   </w:r>
                 </w:p>
               </w:tc>
@@ -3152,7 +4424,7 @@
                       <w:sz w:val="21"/>
                       <w:szCs w:val="21"/>
                     </w:rPr>
-                    <w:t xml:space="preserve">100</w:t>
+                    <w:t xml:space="preserve">19</w:t>
                   </w:r>
                 </w:p>
               </w:tc>
@@ -3224,7 +4496,7 @@
                       <w:sz w:val="21"/>
                       <w:szCs w:val="21"/>
                     </w:rPr>
-                    <w:t xml:space="preserve">105</w:t>
+                    <w:t xml:space="preserve">24</w:t>
                   </w:r>
                 </w:p>
               </w:tc>
@@ -3368,7 +4640,7 @@
                       <w:sz w:val="21"/>
                       <w:szCs w:val="21"/>
                     </w:rPr>
-                    <w:t xml:space="preserve">Dave</w:t>
+                    <w:t xml:space="preserve">fourteen</w:t>
                   </w:r>
                 </w:p>
               </w:tc>
@@ -3440,7 +4712,7 @@
                       <w:sz w:val="21"/>
                       <w:szCs w:val="21"/>
                     </w:rPr>
-                    <w:t xml:space="preserve">twelve</w:t>
+                    <w:t xml:space="preserve">N/A</w:t>
                   </w:r>
                 </w:p>
               </w:tc>
@@ -3650,7 +4922,7 @@
                 <w:sz w:val="26"/>
                 <w:szCs w:val="26"/>
               </w:rPr>
-              <w:t xml:space="preserve">Task 3: test the tweet</w:t>
+              <w:t xml:space="preserve">Task: test the comment box</w:t>
             </w:r>
           </w:p>
           <w:p>
@@ -3667,7 +4939,7 @@
                 <w:sz w:val="21"/>
                 <w:szCs w:val="21"/>
               </w:rPr>
-              <w:t xml:space="preserve">Fill in five tests for the tweet program (limit 280 characters).</w:t>
+              <w:t xml:space="preserve">Fill in five tests for a comment box with a 200-character limit.</w:t>
             </w:r>
           </w:p>
           <w:tbl>
@@ -4842,7 +6114,7 @@
                 <w:sz w:val="21"/>
                 <w:szCs w:val="21"/>
               </w:rPr>
-              <w:t xml:space="preserve">a)  An online order form accepts quantities from 1 to 10. Suggest suitable test data and state why each test is necessary.  </w:t>
+              <w:t xml:space="preserve">a)  A booking form accepts a number of tickets from 1 to 6. Give four pieces of test data, name the type of each, and state why the test is needed.  </w:t>
             </w:r>
             <w:r>
               <w:rPr>
@@ -4851,7 +6123,7 @@
                 <w:sz w:val="21"/>
                 <w:szCs w:val="21"/>
               </w:rPr>
-              <w:t xml:space="preserve">[6]</w:t>
+              <w:t xml:space="preserve">[8]</w:t>
             </w:r>
           </w:p>
           <w:tbl>
@@ -4869,6 +6141,43 @@
             <w:tblGrid>
               <w:gridCol w:w="10026"/>
             </w:tblGrid>
+            <w:tr>
+              <w:trPr>
+                <w:cantSplit/>
+                <w:trHeight w:val="460" w:hRule="exact"/>
+              </w:trPr>
+              <w:tc>
+                <w:tcPr>
+                  <w:tcW w:type="dxa" w:w="10026"/>
+                  <w:tcBorders>
+                    <w:top w:val="none" w:color="FFFFFF" w:sz="0"/>
+                    <w:left w:val="none" w:color="FFFFFF" w:sz="0"/>
+                    <w:bottom w:val="dotted" w:color="9AA8BC" w:sz="6"/>
+                    <w:right w:val="none" w:color="FFFFFF" w:sz="0"/>
+                  </w:tcBorders>
+                  <w:tcMar>
+                    <w:left w:type="dxa" w:w="0"/>
+                    <w:bottom w:type="dxa" w:w="20"/>
+                    <w:right w:type="dxa" w:w="0"/>
+                  </w:tcMar>
+                  <w:vAlign w:val="bottom"/>
+                </w:tcPr>
+                <w:p>
+                  <w:pPr>
+                    <w:spacing w:after="0" w:before="0"/>
+                  </w:pPr>
+                  <w:r>
+                    <w:rPr>
+                      <w:rFonts w:ascii="Arial" w:cs="Arial" w:eastAsia="Arial" w:hAnsi="Arial"/>
+                      <w:color w:val="5A6B85"/>
+                      <w:sz w:val="21"/>
+                      <w:szCs w:val="21"/>
+                    </w:rPr>
+                    <w:t xml:space="preserve"/>
+                  </w:r>
+                </w:p>
+              </w:tc>
+            </w:tr>
             <w:tr>
               <w:trPr>
                 <w:cantSplit/>
